--- a/reports/周报01_第1周.docx
+++ b/reports/周报01_第1周.docx
@@ -2134,20 +2134,11 @@
       <w:r>
         <w:rPr>
           <w:rFonts w:ascii="Times New Roman" w:hAnsi="Times New Roman" w:eastAsia="微软雅黑"/>
-          <w:b w:val="0"/>
-          <w:i w:val="0"/>
-          <w:sz w:val="21"/>
-        </w:rPr>
-        <w:t xml:space="preserve">⚠️ 最近一次提交停在 </w:t>
-      </w:r>
-      <w:r>
-        <w:rPr>
-          <w:rFonts w:ascii="Times New Roman" w:hAnsi="Times New Roman" w:eastAsia="微软雅黑"/>
           <w:b/>
           <w:i w:val="0"/>
           <w:sz w:val="21"/>
         </w:rPr>
-        <w:t>2026-10-09</w:t>
+        <w:t>提交状态</w:t>
       </w:r>
       <w:r>
         <w:rPr>
@@ -2156,16 +2147,16 @@
           <w:i w:val="0"/>
           <w:sz w:val="21"/>
         </w:rPr>
-        <w:t>，本周全部产出</w:t>
+        <w:t xml:space="preserve">：已于 2026-10-22 完成本地提交（commit </w:t>
       </w:r>
       <w:r>
         <w:rPr>
-          <w:rFonts w:ascii="Times New Roman" w:hAnsi="Times New Roman" w:eastAsia="微软雅黑"/>
-          <w:b/>
+          <w:rFonts w:ascii="Consolas" w:hAnsi="Consolas" w:eastAsia="微软雅黑"/>
+          <w:b w:val="0"/>
           <w:i w:val="0"/>
-          <w:sz w:val="21"/>
+          <w:sz w:val="20"/>
         </w:rPr>
-        <w:t>尚未 commit / push</w:t>
+        <w:t>9c2e21b</w:t>
       </w:r>
       <w:r>
         <w:rPr>
@@ -2174,7 +2165,25 @@
           <w:i w:val="0"/>
           <w:sz w:val="21"/>
         </w:rPr>
-        <w:t>（问题 ⑩）。</w:t>
+        <w:t xml:space="preserve">，35 个文件），同时补了 </w:t>
+      </w:r>
+      <w:r>
+        <w:rPr>
+          <w:rFonts w:ascii="Consolas" w:hAnsi="Consolas" w:eastAsia="微软雅黑"/>
+          <w:b w:val="0"/>
+          <w:i w:val="0"/>
+          <w:sz w:val="20"/>
+        </w:rPr>
+        <w:t>.gitignore</w:t>
+      </w:r>
+      <w:r>
+        <w:rPr>
+          <w:rFonts w:ascii="Times New Roman" w:hAnsi="Times New Roman" w:eastAsia="微软雅黑"/>
+          <w:b w:val="0"/>
+          <w:i w:val="0"/>
+          <w:sz w:val="21"/>
+        </w:rPr>
+        <w:t>（Python 缓存 / Office 临时文件 / 数据与权重）。</w:t>
       </w:r>
     </w:p>
     <w:tbl>
@@ -6191,7 +6200,7 @@
                 <w:i w:val="0"/>
                 <w:sz w:val="18"/>
               </w:rPr>
-              <w:t>仓库未提交：最近 commit 停在 10-09</w:t>
+              <w:t>仓库长期未提交：最近 commit 停在 10-09，笔记与三个代码目录均未入库</w:t>
             </w:r>
           </w:p>
         </w:tc>
@@ -6225,7 +6234,7 @@
                 <w:i w:val="0"/>
                 <w:sz w:val="18"/>
               </w:rPr>
-              <w:t xml:space="preserve">❌ </w:t>
+              <w:t xml:space="preserve">⚠️ </w:t>
             </w:r>
             <w:r>
               <w:rPr>
@@ -6234,7 +6243,7 @@
                 <w:i w:val="0"/>
                 <w:sz w:val="18"/>
               </w:rPr>
-              <w:t>未解决</w:t>
+              <w:t>基本解决</w:t>
             </w:r>
             <w:r>
               <w:rPr>
@@ -6243,7 +6252,25 @@
                 <w:i w:val="0"/>
                 <w:sz w:val="18"/>
               </w:rPr>
-              <w:t>，组会①前必须 commit + push</w:t>
+              <w:t>：10-22 已本地 commit（</w:t>
+            </w:r>
+            <w:r>
+              <w:rPr>
+                <w:rFonts w:ascii="Consolas" w:hAnsi="Consolas" w:eastAsia="微软雅黑"/>
+                <w:b w:val="0"/>
+                <w:i w:val="0"/>
+                <w:sz w:val="17"/>
+              </w:rPr>
+              <w:t>9c2e21b</w:t>
+            </w:r>
+            <w:r>
+              <w:rPr>
+                <w:rFonts w:ascii="Times New Roman" w:hAnsi="Times New Roman" w:eastAsia="微软雅黑"/>
+                <w:b w:val="0"/>
+                <w:i w:val="0"/>
+                <w:sz w:val="18"/>
+              </w:rPr>
+              <w:t>，35 文件）；push 受本机网络代理限制，需手动执行一条命令</w:t>
             </w:r>
           </w:p>
         </w:tc>
@@ -6656,7 +6683,7 @@
           <w:i w:val="0"/>
           <w:sz w:val="21"/>
         </w:rPr>
-        <w:t xml:space="preserve">☐  </w:t>
+        <w:t xml:space="preserve">☑  </w:t>
       </w:r>
       <w:r>
         <w:rPr>
@@ -6665,7 +6692,7 @@
           <w:i w:val="0"/>
           <w:sz w:val="21"/>
         </w:rPr>
-        <w:t>组会① 之前</w:t>
+        <w:t>仓库提交</w:t>
       </w:r>
       <w:r>
         <w:rPr>
@@ -6674,7 +6701,7 @@
           <w:i w:val="0"/>
           <w:sz w:val="21"/>
         </w:rPr>
-        <w:t xml:space="preserve">：本周全部产出 commit + push 到 </w:t>
+        <w:t>：10-22 本地 commit 完成（</w:t>
       </w:r>
       <w:r>
         <w:rPr>
@@ -6683,7 +6710,49 @@
           <w:i w:val="0"/>
           <w:sz w:val="20"/>
         </w:rPr>
-        <w:t>lion-stage1-yuzhang04</w:t>
+        <w:t>9c2e21b</w:t>
+      </w:r>
+      <w:r>
+        <w:rPr>
+          <w:rFonts w:ascii="Times New Roman" w:hAnsi="Times New Roman" w:eastAsia="微软雅黑"/>
+          <w:b w:val="0"/>
+          <w:i w:val="0"/>
+          <w:sz w:val="21"/>
+        </w:rPr>
+        <w:t>）</w:t>
+      </w:r>
+    </w:p>
+    <w:p>
+      <w:pPr>
+        <w:spacing w:after="40"/>
+        <w:ind w:left="283"/>
+      </w:pPr>
+      <w:r>
+        <w:rPr>
+          <w:rFonts w:ascii="Times New Roman" w:hAnsi="Times New Roman" w:eastAsia="微软雅黑"/>
+          <w:b w:val="0"/>
+          <w:i w:val="0"/>
+          <w:sz w:val="21"/>
+        </w:rPr>
+        <w:t xml:space="preserve">☐  </w:t>
+      </w:r>
+      <w:r>
+        <w:rPr>
+          <w:rFonts w:ascii="Times New Roman" w:hAnsi="Times New Roman" w:eastAsia="微软雅黑"/>
+          <w:b w:val="0"/>
+          <w:i w:val="0"/>
+          <w:sz w:val="21"/>
+        </w:rPr>
+        <w:t>push 到 GitHub：</w:t>
+      </w:r>
+      <w:r>
+        <w:rPr>
+          <w:rFonts w:ascii="Consolas" w:hAnsi="Consolas" w:eastAsia="微软雅黑"/>
+          <w:b w:val="0"/>
+          <w:i w:val="0"/>
+          <w:sz w:val="20"/>
+        </w:rPr>
+        <w:t>cd E:\lion-stage1-yuzhang &amp;&amp; git push origin main</w:t>
       </w:r>
     </w:p>
     <w:p>
